--- a/worksheet/final-exam-3.1.docx
+++ b/worksheet/final-exam-3.1.docx
@@ -371,7 +371,27 @@
           <w:szCs w:val="28"/>
           <w:cs/>
         </w:rPr>
-        <w:t>จงเติมข้อมูลของอาเนียให้ครบ</w:t>
+        <w:t>อาเนียเผยแพร่เว็บด้วย GitHub Pages และต้องการให้เปิดได้ที่ URL ระดับบนสุด</w:t>
+      </w:r>
+      <w:r>
+        <w:rPr>
+          <w:rFonts w:ascii="TH Sarabun New" w:hAnsi="TH Sarabun New" w:cs="TH Sarabun New"/>
+          <w:b/>
+          <w:bCs/>
+          <w:sz w:val="28"/>
+          <w:szCs w:val="28"/>
+          <w:cs/>
+        </w:rPr>
+        <w:t xml:space="preserve">  คือไม่มีชื่อ repository ต่อท้าย</w:t>
+      </w:r>
+      <w:r>
+        <w:rPr>
+          <w:rFonts w:ascii="TH Sarabun New" w:hAnsi="TH Sarabun New" w:cs="TH Sarabun New"/>
+          <w:sz w:val="28"/>
+          <w:szCs w:val="28"/>
+          <w:cs/>
+        </w:rPr>
+        <w:t xml:space="preserve">  จงเติม</w:t>
       </w:r>
     </w:p>
     <w:tbl>
@@ -389,7 +409,7 @@
       <w:tr>
         <w:tc>
           <w:tcPr>
-            <w:tcW w:type="dxa" w:w="4000"/>
+            <w:tcW w:type="dxa" w:w="4600"/>
           </w:tcPr>
           <w:p>
             <w:pPr>
@@ -402,13 +422,13 @@
                 <w:szCs w:val="26"/>
                 <w:cs/>
               </w:rPr>
-              <w:t>ก. repository ต้องตั้งชื่อว่า</w:t>
+              <w:t>ก. ต้องตั้งชื่อ repository ว่า</w:t>
             </w:r>
           </w:p>
         </w:tc>
         <w:tc>
           <w:tcPr>
-            <w:tcW w:type="dxa" w:w="5900"/>
+            <w:tcW w:type="dxa" w:w="5300"/>
           </w:tcPr>
           <w:p>
             <w:pPr>
@@ -420,7 +440,7 @@
       <w:tr>
         <w:tc>
           <w:tcPr>
-            <w:tcW w:type="dxa" w:w="4000"/>
+            <w:tcW w:type="dxa" w:w="4600"/>
           </w:tcPr>
           <w:p>
             <w:pPr>
@@ -439,7 +459,7 @@
         </w:tc>
         <w:tc>
           <w:tcPr>
-            <w:tcW w:type="dxa" w:w="5900"/>
+            <w:tcW w:type="dxa" w:w="5300"/>
           </w:tcPr>
           <w:p>
             <w:pPr>
@@ -460,7 +480,7 @@
       <w:tr>
         <w:tc>
           <w:tcPr>
-            <w:tcW w:type="dxa" w:w="4000"/>
+            <w:tcW w:type="dxa" w:w="4600"/>
           </w:tcPr>
           <w:p>
             <w:pPr>
@@ -473,13 +493,13 @@
                 <w:szCs w:val="26"/>
                 <w:cs/>
               </w:rPr>
-              <w:t>ค. URL หน้า profile คือ</w:t>
+              <w:t>ค. URL หน้า profile ของอาเนียคือ</w:t>
             </w:r>
           </w:p>
         </w:tc>
         <w:tc>
           <w:tcPr>
-            <w:tcW w:type="dxa" w:w="5900"/>
+            <w:tcW w:type="dxa" w:w="5300"/>
           </w:tcPr>
           <w:p>
             <w:pPr>
@@ -855,6 +875,34 @@
                 <w:cs/>
               </w:rPr>
               <w:t>ข้อละ 1 คะแนน · ข้อ ก. ผิดถ้าสะกดไม่ตรง username ทุกตัวอักษร รวมขีดกลาง</w:t>
+            </w:r>
+          </w:p>
+          <w:p>
+            <w:pPr>
+              <w:spacing w:before="0" w:after="0"/>
+            </w:pPr>
+            <w:r>
+              <w:rPr>
+                <w:rFonts w:ascii="TH Sarabun New" w:hAnsi="TH Sarabun New" w:cs="TH Sarabun New"/>
+                <w:sz w:val="26"/>
+                <w:szCs w:val="26"/>
+                <w:cs/>
+              </w:rPr>
+              <w:t>ตอบแบบ project page คือชื่อ repo อื่นแล้ว URL มีชื่อ repo ต่อท้าย ได้ 0 ในข้อ ก. และ ข.</w:t>
+            </w:r>
+          </w:p>
+          <w:p>
+            <w:pPr>
+              <w:spacing w:before="0" w:after="0"/>
+            </w:pPr>
+            <w:r>
+              <w:rPr>
+                <w:rFonts w:ascii="TH Sarabun New" w:hAnsi="TH Sarabun New" w:cs="TH Sarabun New"/>
+                <w:sz w:val="26"/>
+                <w:szCs w:val="26"/>
+                <w:cs/>
+              </w:rPr>
+              <w:t>เพราะขัดเงื่อนไขในโจทย์ แต่ควรอธิบายความต่างของ user site กับ project page ตอนเฉลย</w:t>
             </w:r>
           </w:p>
         </w:tc>

--- a/worksheet/final-exam-3.1.docx
+++ b/worksheet/final-exam-3.1.docx
@@ -175,7 +175,7 @@
           <w:szCs w:val="26"/>
           <w:cs/>
         </w:rPr>
-        <w:t>อาเนียมี GitHub username ว่า  anya-forger  และกำลังจะกด Publish หน้าเว็บของตนเอง เนื้อหาบนหน้าเว็บมีดังนี้</w:t>
+        <w:t>อาเนียมี GitHub username ว่า  anya-forger  และกำลังจะ commit ไฟล์ README.md ขึ้นหน้า profile ของตนเอง</w:t>
       </w:r>
     </w:p>
     <w:tbl>
@@ -187,12 +187,61 @@
         <w:tblLook w:firstColumn="1" w:firstRow="1" w:lastColumn="0" w:lastRow="0" w:noHBand="0" w:noVBand="1" w:val="04A0"/>
       </w:tblPr>
       <w:tblGrid>
-        <w:gridCol w:w="9906"/>
+        <w:gridCol w:w="4953"/>
+        <w:gridCol w:w="4953"/>
       </w:tblGrid>
       <w:tr>
         <w:tc>
           <w:tcPr>
-            <w:tcW w:type="dxa" w:w="9900"/>
+            <w:tcW w:type="dxa" w:w="4750"/>
+            <w:shd w:val="clear" w:fill="DEEAF6"/>
+          </w:tcPr>
+          <w:p>
+            <w:pPr>
+              <w:spacing w:before="0" w:after="0"/>
+              <w:jc w:val="center"/>
+            </w:pPr>
+            <w:r>
+              <w:rPr>
+                <w:rFonts w:ascii="TH Sarabun New" w:hAnsi="TH Sarabun New" w:cs="TH Sarabun New"/>
+                <w:b/>
+                <w:bCs/>
+                <w:sz w:val="26"/>
+                <w:szCs w:val="26"/>
+                <w:cs/>
+              </w:rPr>
+              <w:t>ซอร์ส  README.md</w:t>
+            </w:r>
+          </w:p>
+        </w:tc>
+        <w:tc>
+          <w:tcPr>
+            <w:tcW w:type="dxa" w:w="5150"/>
+            <w:shd w:val="clear" w:fill="DEEAF6"/>
+          </w:tcPr>
+          <w:p>
+            <w:pPr>
+              <w:spacing w:before="0" w:after="0"/>
+              <w:jc w:val="center"/>
+            </w:pPr>
+            <w:r>
+              <w:rPr>
+                <w:rFonts w:ascii="TH Sarabun New" w:hAnsi="TH Sarabun New" w:cs="TH Sarabun New"/>
+                <w:b/>
+                <w:bCs/>
+                <w:sz w:val="26"/>
+                <w:szCs w:val="26"/>
+                <w:cs/>
+              </w:rPr>
+              <w:t>ผลการแสดงผลบนหน้า profile</w:t>
+            </w:r>
+          </w:p>
+        </w:tc>
+      </w:tr>
+      <w:tr>
+        <w:tc>
+          <w:tcPr>
+            <w:tcW w:type="dxa" w:w="4750"/>
             <w:shd w:val="clear" w:fill="F2F2F2"/>
           </w:tcPr>
           <w:p>
@@ -206,7 +255,7 @@
                 <w:szCs w:val="26"/>
                 <w:cs/>
               </w:rPr>
-              <w:t>อาเนีย  (รหัสนักศึกษา 6740xxxxxx)</w:t>
+              <w:t># อาเนีย ฟอร์เจอร์ · 6740xxxxxx</w:t>
             </w:r>
           </w:p>
           <w:p>
@@ -220,7 +269,26 @@
                 <w:szCs w:val="26"/>
                 <w:cs/>
               </w:rPr>
-              <w:t>"รักการเขียนโปรแกรมและเทคโนโลยี ตั้งใจเรียนและพัฒนาตัวเอง"</w:t>
+              <w:t>รักการเขียนโปรแกรมและเทคโนโลยี ตั้งใจเรียนและพัฒนาตัวเอง</w:t>
+            </w:r>
+          </w:p>
+          <w:p>
+            <w:pPr>
+              <w:spacing w:before="0" w:after="0"/>
+            </w:pPr>
+          </w:p>
+          <w:p>
+            <w:pPr>
+              <w:spacing w:before="0" w:after="0"/>
+            </w:pPr>
+            <w:r>
+              <w:rPr>
+                <w:rFonts w:ascii="TH Sarabun New" w:hAnsi="TH Sarabun New" w:cs="TH Sarabun New"/>
+                <w:sz w:val="26"/>
+                <w:szCs w:val="26"/>
+                <w:cs/>
+              </w:rPr>
+              <w:t>## กำลังเรียนรู้</w:t>
             </w:r>
           </w:p>
           <w:p>
@@ -234,7 +302,7 @@
                 <w:szCs w:val="26"/>
                 <w:cs/>
               </w:rPr>
-              <w:t>กำลังเรียนรู้ : Python · HTML · การเขียนโปรแกรม</w:t>
+              <w:t>- Python</w:t>
             </w:r>
           </w:p>
           <w:p>
@@ -248,7 +316,26 @@
                 <w:szCs w:val="26"/>
                 <w:cs/>
               </w:rPr>
-              <w:t>ติดต่อ : โทร 08x-xxx-xxxx  ·  หอพักช่อชงโค ห้อง 401</w:t>
+              <w:t>- HTML</w:t>
+            </w:r>
+          </w:p>
+          <w:p>
+            <w:pPr>
+              <w:spacing w:before="0" w:after="0"/>
+            </w:pPr>
+          </w:p>
+          <w:p>
+            <w:pPr>
+              <w:spacing w:before="0" w:after="0"/>
+            </w:pPr>
+            <w:r>
+              <w:rPr>
+                <w:rFonts w:ascii="TH Sarabun New" w:hAnsi="TH Sarabun New" w:cs="TH Sarabun New"/>
+                <w:sz w:val="26"/>
+                <w:szCs w:val="26"/>
+                <w:cs/>
+              </w:rPr>
+              <w:t>## ติดต่อ</w:t>
             </w:r>
           </w:p>
           <w:p>
@@ -262,7 +349,7 @@
                 <w:szCs w:val="26"/>
                 <w:cs/>
               </w:rPr>
-              <w:t>ตารางเรียน : จันทร์ 13:00 ห้อง 26-401 · พฤหัส 09:00 ห้อง 26-305</w:t>
+              <w:t>โทร **08x-xxx-xxxx** · หอพักช่อชงโค ห้อง 401</w:t>
             </w:r>
           </w:p>
           <w:p>
@@ -276,7 +363,178 @@
                 <w:szCs w:val="26"/>
                 <w:cs/>
               </w:rPr>
-              <w:t>&lt;script&gt; const WEATHER_API_KEY = "sk-live-8f2b91..." &lt;/script&gt;</w:t>
+              <w:t>เรียนจันทร์ 13:00 ห้อง 26-401 · พฤหัส 09:00 ห้อง 26-305</w:t>
+            </w:r>
+          </w:p>
+          <w:p>
+            <w:pPr>
+              <w:spacing w:before="0" w:after="0"/>
+            </w:pPr>
+          </w:p>
+          <w:p>
+            <w:pPr>
+              <w:spacing w:before="0" w:after="0"/>
+            </w:pPr>
+            <w:r>
+              <w:rPr>
+                <w:rFonts w:ascii="TH Sarabun New" w:hAnsi="TH Sarabun New" w:cs="TH Sarabun New"/>
+                <w:sz w:val="26"/>
+                <w:szCs w:val="26"/>
+                <w:cs/>
+              </w:rPr>
+              <w:t>&lt;script&gt; const KEY = "sk-live-8f2b91..." &lt;/script&gt;</w:t>
+            </w:r>
+          </w:p>
+        </w:tc>
+        <w:tc>
+          <w:tcPr>
+            <w:tcW w:type="dxa" w:w="5150"/>
+          </w:tcPr>
+          <w:p>
+            <w:pPr>
+              <w:spacing w:before="0" w:after="0"/>
+            </w:pPr>
+            <w:r>
+              <w:rPr>
+                <w:rFonts w:ascii="TH Sarabun New" w:hAnsi="TH Sarabun New" w:cs="TH Sarabun New"/>
+                <w:b/>
+                <w:bCs/>
+                <w:sz w:val="26"/>
+                <w:szCs w:val="26"/>
+                <w:cs/>
+              </w:rPr>
+              <w:t>อาเนีย ฟอร์เจอร์ · 6740xxxxxx</w:t>
+            </w:r>
+          </w:p>
+          <w:p>
+            <w:pPr>
+              <w:spacing w:before="0" w:after="0"/>
+            </w:pPr>
+            <w:r>
+              <w:rPr>
+                <w:rFonts w:ascii="TH Sarabun New" w:hAnsi="TH Sarabun New" w:cs="TH Sarabun New"/>
+                <w:sz w:val="26"/>
+                <w:szCs w:val="26"/>
+                <w:cs/>
+              </w:rPr>
+              <w:t>รักการเขียนโปรแกรมและเทคโนโลยี ตั้งใจเรียนและพัฒนาตัวเอง</w:t>
+            </w:r>
+          </w:p>
+          <w:p>
+            <w:pPr>
+              <w:spacing w:before="0" w:after="0"/>
+            </w:pPr>
+          </w:p>
+          <w:p>
+            <w:pPr>
+              <w:spacing w:before="0" w:after="0"/>
+            </w:pPr>
+            <w:r>
+              <w:rPr>
+                <w:rFonts w:ascii="TH Sarabun New" w:hAnsi="TH Sarabun New" w:cs="TH Sarabun New"/>
+                <w:b/>
+                <w:bCs/>
+                <w:sz w:val="26"/>
+                <w:szCs w:val="26"/>
+                <w:cs/>
+              </w:rPr>
+              <w:t>กำลังเรียนรู้</w:t>
+            </w:r>
+          </w:p>
+          <w:p>
+            <w:pPr>
+              <w:spacing w:before="0" w:after="0"/>
+            </w:pPr>
+            <w:r>
+              <w:rPr>
+                <w:rFonts w:ascii="TH Sarabun New" w:hAnsi="TH Sarabun New" w:cs="TH Sarabun New"/>
+                <w:sz w:val="26"/>
+                <w:szCs w:val="26"/>
+                <w:cs/>
+              </w:rPr>
+              <w:t>•  Python</w:t>
+            </w:r>
+          </w:p>
+          <w:p>
+            <w:pPr>
+              <w:spacing w:before="0" w:after="0"/>
+            </w:pPr>
+            <w:r>
+              <w:rPr>
+                <w:rFonts w:ascii="TH Sarabun New" w:hAnsi="TH Sarabun New" w:cs="TH Sarabun New"/>
+                <w:sz w:val="26"/>
+                <w:szCs w:val="26"/>
+                <w:cs/>
+              </w:rPr>
+              <w:t>•  HTML</w:t>
+            </w:r>
+          </w:p>
+          <w:p>
+            <w:pPr>
+              <w:spacing w:before="0" w:after="0"/>
+            </w:pPr>
+          </w:p>
+          <w:p>
+            <w:pPr>
+              <w:spacing w:before="0" w:after="0"/>
+            </w:pPr>
+            <w:r>
+              <w:rPr>
+                <w:rFonts w:ascii="TH Sarabun New" w:hAnsi="TH Sarabun New" w:cs="TH Sarabun New"/>
+                <w:b/>
+                <w:bCs/>
+                <w:sz w:val="26"/>
+                <w:szCs w:val="26"/>
+                <w:cs/>
+              </w:rPr>
+              <w:t>ติดต่อ</w:t>
+            </w:r>
+          </w:p>
+          <w:p>
+            <w:pPr>
+              <w:spacing w:before="0" w:after="0"/>
+            </w:pPr>
+            <w:r>
+              <w:rPr>
+                <w:rFonts w:ascii="TH Sarabun New" w:hAnsi="TH Sarabun New" w:cs="TH Sarabun New"/>
+                <w:sz w:val="26"/>
+                <w:szCs w:val="26"/>
+                <w:cs/>
+              </w:rPr>
+              <w:t>โทร 08x-xxx-xxxx · หอพักช่อชงโค ห้อง 401</w:t>
+            </w:r>
+          </w:p>
+          <w:p>
+            <w:pPr>
+              <w:spacing w:before="0" w:after="0"/>
+            </w:pPr>
+            <w:r>
+              <w:rPr>
+                <w:rFonts w:ascii="TH Sarabun New" w:hAnsi="TH Sarabun New" w:cs="TH Sarabun New"/>
+                <w:sz w:val="26"/>
+                <w:szCs w:val="26"/>
+                <w:cs/>
+              </w:rPr>
+              <w:t>เรียนจันทร์ 13:00 ห้อง 26-401 · พฤหัส 09:00 ห้อง 26-305</w:t>
+            </w:r>
+          </w:p>
+          <w:p>
+            <w:pPr>
+              <w:spacing w:before="0" w:after="0"/>
+            </w:pPr>
+          </w:p>
+          <w:p>
+            <w:pPr>
+              <w:spacing w:before="0" w:after="0"/>
+            </w:pPr>
+            <w:r>
+              <w:rPr>
+                <w:rFonts w:ascii="TH Sarabun New" w:hAnsi="TH Sarabun New" w:cs="TH Sarabun New"/>
+                <w:sz w:val="26"/>
+                <w:szCs w:val="26"/>
+                <w:cs/>
+              </w:rPr>
+              <w:t>(บรรทัดสุดท้ายไม่ปรากฏบนหน้านี้)</w:t>
             </w:r>
           </w:p>
         </w:tc>
@@ -305,7 +563,27 @@
           <w:szCs w:val="28"/>
           <w:cs/>
         </w:rPr>
-        <w:t>ขีดเส้นใต้ 3 จุดในกรอบข้างบน ที่ต้องแก้ก่อนเผยแพร่</w:t>
+        <w:t>ขีดเส้นใต้ 3 จุดใน</w:t>
+      </w:r>
+      <w:r>
+        <w:rPr>
+          <w:rFonts w:ascii="TH Sarabun New" w:hAnsi="TH Sarabun New" w:cs="TH Sarabun New"/>
+          <w:b/>
+          <w:bCs/>
+          <w:sz w:val="28"/>
+          <w:szCs w:val="28"/>
+          <w:cs/>
+        </w:rPr>
+        <w:t>ฝั่งซอร์ส README.md</w:t>
+      </w:r>
+      <w:r>
+        <w:rPr>
+          <w:rFonts w:ascii="TH Sarabun New" w:hAnsi="TH Sarabun New" w:cs="TH Sarabun New"/>
+          <w:sz w:val="28"/>
+          <w:szCs w:val="28"/>
+          <w:cs/>
+        </w:rPr>
+        <w:t xml:space="preserve"> ที่ต้องแก้ก่อน commit</w:t>
       </w:r>
     </w:p>
     <w:p>
@@ -371,7 +649,7 @@
           <w:szCs w:val="28"/>
           <w:cs/>
         </w:rPr>
-        <w:t>อาเนียเผยแพร่เว็บด้วย GitHub Pages และต้องการให้เปิดได้ที่ URL ระดับบนสุด</w:t>
+        <w:t>นอกจากหน้า profile ข้างบน อาเนียยังมี</w:t>
       </w:r>
       <w:r>
         <w:rPr>
@@ -382,7 +660,36 @@
           <w:szCs w:val="28"/>
           <w:cs/>
         </w:rPr>
-        <w:t xml:space="preserve">  คือไม่มีชื่อ repository ต่อท้าย</w:t>
+        <w:t>เว็บไซต์ส่วนตัว</w:t>
+      </w:r>
+      <w:r>
+        <w:rPr>
+          <w:rFonts w:ascii="TH Sarabun New" w:hAnsi="TH Sarabun New" w:cs="TH Sarabun New"/>
+          <w:sz w:val="28"/>
+          <w:szCs w:val="28"/>
+          <w:cs/>
+        </w:rPr>
+        <w:t xml:space="preserve"> ที่ทำด้วย GitHub Pages</w:t>
+      </w:r>
+      <w:r>
+        <w:rPr>
+          <w:rFonts w:ascii="TH Sarabun New" w:hAnsi="TH Sarabun New" w:cs="TH Sarabun New"/>
+          <w:sz w:val="28"/>
+          <w:szCs w:val="28"/>
+          <w:cs/>
+        </w:rPr>
+        <w:t xml:space="preserve"> และต้องการให้เปิดได้ที่ URL ระดับบนสุด </w:t>
+      </w:r>
+      <w:r>
+        <w:rPr>
+          <w:rFonts w:ascii="TH Sarabun New" w:hAnsi="TH Sarabun New" w:cs="TH Sarabun New"/>
+          <w:b/>
+          <w:bCs/>
+          <w:sz w:val="28"/>
+          <w:szCs w:val="28"/>
+          <w:cs/>
+        </w:rPr>
+        <w:t>คือไม่มีชื่อ repository ต่อท้าย</w:t>
       </w:r>
       <w:r>
         <w:rPr>
@@ -725,6 +1032,34 @@
                 <w:cs/>
               </w:rPr>
               <w:t>API key ในโค้ด · ชื่อเต็มคู่กับรหัสนักศึกษา</w:t>
+            </w:r>
+          </w:p>
+          <w:p>
+            <w:pPr>
+              <w:spacing w:before="0" w:after="0"/>
+            </w:pPr>
+            <w:r>
+              <w:rPr>
+                <w:rFonts w:ascii="TH Sarabun New" w:hAnsi="TH Sarabun New" w:cs="TH Sarabun New"/>
+                <w:sz w:val="26"/>
+                <w:szCs w:val="26"/>
+                <w:cs/>
+              </w:rPr>
+              <w:t>จุดสอน : GitHub ตัด &lt;script&gt; ทิ้งตอน render จึงไม่โผล่ฝั่งขวา แต่ทุกคนกดดูซอร์สได้</w:t>
+            </w:r>
+          </w:p>
+          <w:p>
+            <w:pPr>
+              <w:spacing w:before="0" w:after="0"/>
+            </w:pPr>
+            <w:r>
+              <w:rPr>
+                <w:rFonts w:ascii="TH Sarabun New" w:hAnsi="TH Sarabun New" w:cs="TH Sarabun New"/>
+                <w:sz w:val="26"/>
+                <w:szCs w:val="26"/>
+                <w:cs/>
+              </w:rPr>
+              <w:t>นักศึกษาที่คิดว่าไม่แสดงผลแล้วปลอดภัย คือกลุ่มที่ต้องอธิบายเพิ่มตอนเฉลย</w:t>
             </w:r>
           </w:p>
         </w:tc>
@@ -903,6 +1238,20 @@
                 <w:cs/>
               </w:rPr>
               <w:t>เพราะขัดเงื่อนไขในโจทย์ แต่ควรอธิบายความต่างของ user site กับ project page ตอนเฉลย</w:t>
+            </w:r>
+          </w:p>
+          <w:p>
+            <w:pPr>
+              <w:spacing w:before="0" w:after="0"/>
+            </w:pPr>
+            <w:r>
+              <w:rPr>
+                <w:rFonts w:ascii="TH Sarabun New" w:hAnsi="TH Sarabun New" w:cs="TH Sarabun New"/>
+                <w:sz w:val="26"/>
+                <w:szCs w:val="26"/>
+                <w:cs/>
+              </w:rPr>
+              <w:t>ตอบ anya-forger เฉย ๆ คือสับสนกับ repo ของหน้า profile ในสถานการณ์ ให้ 0 และอธิบายเพิ่ม</w:t>
             </w:r>
           </w:p>
         </w:tc>
